--- a/docs/Viva_Guide.docx
+++ b/docs/Viva_Guide.docx
@@ -440,7 +440,7 @@
                 <w:sz w:val="20"/>
                 <w:szCs w:val="20"/>
               </w:rPr>
-              <w:t xml:space="preserve">64%</w:t>
+              <w:t xml:space="preserve">63.8%</w:t>
             </w:r>
           </w:p>
         </w:tc>
@@ -566,7 +566,7 @@
                 <w:sz w:val="20"/>
                 <w:szCs w:val="20"/>
               </w:rPr>
-              <w:t xml:space="preserve">2 ms and 109 ms</w:t>
+              <w:t xml:space="preserve">2.0 ms and 104.7 ms</w:t>
             </w:r>
           </w:p>
         </w:tc>
@@ -629,7 +629,7 @@
                 <w:sz w:val="20"/>
                 <w:szCs w:val="20"/>
               </w:rPr>
-              <w:t xml:space="preserve">about 336 per 300 messages</w:t>
+              <w:t xml:space="preserve">about 314 per 300 messages</w:t>
             </w:r>
           </w:p>
         </w:tc>
@@ -692,7 +692,7 @@
                 <w:sz w:val="20"/>
                 <w:szCs w:val="20"/>
               </w:rPr>
-              <w:t xml:space="preserve">about 66</w:t>
+              <w:t xml:space="preserve">about 70</w:t>
             </w:r>
           </w:p>
         </w:tc>
@@ -755,7 +755,7 @@
                 <w:sz w:val="20"/>
                 <w:szCs w:val="20"/>
               </w:rPr>
-              <w:t xml:space="preserve">9 ms and 80 ms</w:t>
+              <w:t xml:space="preserve">8.0 ms and 100.7 ms</w:t>
             </w:r>
           </w:p>
         </w:tc>
@@ -1734,7 +1734,7 @@
         <w:spacing w:after="140" w:line="300"/>
       </w:pPr>
       <w:r>
-        <w:t xml:space="preserve">A message that needs a retry waits at least 0.2 s. At 20% loss roughly a fifth of publishes and a fifth of deliveries need one, which adds about 50 ms for each hop on average, and so about 100 ms in total. We measured 109 ms.</w:t>
+        <w:t xml:space="preserve">A message that needs a retry waits at least 0.2 s. At 20% loss roughly a fifth of publishes and a fifth of deliveries need one, which adds about 50 ms for each hop on average, and so about 100 ms in total. We measured 105 ms.</w:t>
       </w:r>
     </w:p>
     <w:p>
@@ -1758,15 +1758,15 @@
         <w:spacing w:after="140" w:line="300"/>
       </w:pPr>
       <w:r>
-        <w:t xml:space="preserve">Yes. QoS 0 must survive two lossy hops, so delivery should be (1 - p) squared. At 20% that is 0.64, and we measured 64.2%.</w:t>
-      </w:r>
-    </w:p>
-    <w:p>
-      <w:pPr>
-        <w:spacing w:after="140" w:line="300"/>
-      </w:pPr>
-      <w:r>
-        <w:t xml:space="preserve">For QoS 1, each hop needs 1 / (1 - p) squared attempts on average, which is 1.56 at 20%. That gives about 168 retries per hop for 300 messages, and we measured 164 and 171.</w:t>
+        <w:t xml:space="preserve">Yes. QoS 0 must survive two lossy hops, so delivery should be (1 - p) squared. At 20% that is 0.64, and we measured 63.8%.</w:t>
+      </w:r>
+    </w:p>
+    <w:p>
+      <w:pPr>
+        <w:spacing w:after="140" w:line="300"/>
+      </w:pPr>
+      <w:r>
+        <w:t xml:space="preserve">For QoS 1, each hop needs 1 / (1 - p) squared attempts on average, which is 1.56 at 20%. That gives about 169 retries per hop for 300 messages, and we measured 155 on the publisher side and 159 on the broker side, which is within about one and a half standard deviations.</w:t>
       </w:r>
     </w:p>
     <w:p>
@@ -1790,7 +1790,7 @@
         <w:spacing w:after="140" w:line="300"/>
       </w:pPr>
       <w:r>
-        <w:t xml:space="preserve">Our benchmark publishes in batches of 20 and waits until all are acknowledged. One lost message holds the batch for at least 0.2 s. The number reflects our batching and timeout, not the broker's limit. With no loss it is about 7,300 messages per second.</w:t>
+        <w:t xml:space="preserve">Our benchmark publishes in batches of 20 and waits until all are acknowledged. One lost message holds the batch for at least 0.2 s. The number reflects our batching and timeout, not the broker's limit. With no loss it is about 7,200 messages per second.</w:t>
       </w:r>
     </w:p>
     <w:p>
@@ -1838,7 +1838,7 @@
         <w:spacing w:after="140" w:line="300"/>
       </w:pPr>
       <w:r>
-        <w:t xml:space="preserve">Latency grows about in proportion to the number of subscribers (9 ms at 10, 39 ms at 50, 80 ms at 100) while every subscriber still got every message. Deliveries per second flatten near 25,000, so the single-threaded event loop is the limit.</w:t>
+        <w:t xml:space="preserve">Latency grows about in proportion to the number of subscribers (8 ms at 10, 41 ms at 50, 101 ms at 100) while every subscriber still got every message. Deliveries per second stay around 24,000 to 25,000 up to 50 subscribers and fall to about 21,000 at 100, so the single-threaded event loop is the limit. One of the three runs at 100 subscribers also showed a burst of spurious retransmissions, explained in a later question.</w:t>
       </w:r>
     </w:p>
     <w:p>
@@ -1862,7 +1862,7 @@
         <w:spacing w:after="140" w:line="300"/>
       </w:pPr>
       <w:r>
-        <w:t xml:space="preserve">Latency and throughput barely change between 64 bytes and 1 KB, because fixed per-message work dominates. At 16 KB throughput drops by about two thirds as encoding and copying start to matter.</w:t>
+        <w:t xml:space="preserve">Latency and throughput barely change between 64 bytes and 1 KB, because fixed per-message work dominates. At 16 KB throughput drops by about three quarters (from about 6,600 to 1,700 messages per second) as encoding and copying start to matter.</w:t>
       </w:r>
     </w:p>
     <w:p>
@@ -1886,7 +1886,7 @@
         <w:spacing w:after="140" w:line="300"/>
       </w:pPr>
       <w:r>
-        <w:t xml:space="preserve">Three times, averaged, with 300 messages per run. More would give smoother numbers, but we had two days. The trends are clear, but we say in the report that the values carry some noise.</w:t>
+        <w:t xml:space="preserve">Three times, with 300 messages per run. We report the mean and the standard deviation. More runs would give smoother numbers, but we had limited time. The trends are clear, but with only three runs the standard deviations are themselves rough, and the report says so.</w:t>
       </w:r>
     </w:p>
     <w:p>
@@ -2144,6 +2144,150 @@
       </w:pPr>
       <w:r>
         <w:t xml:space="preserve">That reliability costs something measurable. QoS 1 gave 100% delivery at 20% loss, but with about fifty times the latency, extra traffic and duplicates. It also showed us why framing and id handling matter when building on a byte stream.</w:t>
+      </w:r>
+    </w:p>
+    <w:p>
+      <w:pPr>
+        <w:keepNext/>
+        <w:spacing w:after="70" w:before="200"/>
+      </w:pPr>
+      <w:r>
+        <w:rPr>
+          <w:b/>
+          <w:bCs/>
+          <w:color w:val="16324F"/>
+          <w:sz w:val="23"/>
+          <w:szCs w:val="23"/>
+        </w:rPr>
+        <w:t xml:space="preserve">Q50.  What is your baseline and what is your proposed mechanism?</w:t>
+      </w:r>
+    </w:p>
+    <w:p>
+      <w:pPr>
+        <w:spacing w:after="140" w:line="300"/>
+      </w:pPr>
+      <w:r>
+        <w:t xml:space="preserve">The baseline is QoS 0, send once and never check. The proposed mechanism is QoS 1: acknowledgement on each hop, a 0.2 s retry timer with up to five retries, a broker-assigned delivery id for every subscriber, and duplicate suppression at the broker and at the subscriber. We compare the two in the same scenarios with the same loss rates.</w:t>
+      </w:r>
+    </w:p>
+    <w:p>
+      <w:pPr>
+        <w:keepNext/>
+        <w:spacing w:after="70" w:before="200"/>
+      </w:pPr>
+      <w:r>
+        <w:rPr>
+          <w:b/>
+          <w:bCs/>
+          <w:color w:val="16324F"/>
+          <w:sz w:val="23"/>
+          <w:szCs w:val="23"/>
+        </w:rPr>
+        <w:t xml:space="preserve">Q51.  What is new in your work? Is it a new protocol?</w:t>
+      </w:r>
+    </w:p>
+    <w:p>
+      <w:pPr>
+        <w:spacing w:after="140" w:line="300"/>
+      </w:pPr>
+      <w:r>
+        <w:t xml:space="preserve">No. The mechanism follows MQTT QoS 1. What we did is implement it from scratch with a per-hop design that is short enough to read, build a lossy proxy that works on Windows and drops whole frames, and measure the result with repeated runs, including a check against a probability model.</w:t>
+      </w:r>
+    </w:p>
+    <w:p>
+      <w:pPr>
+        <w:spacing w:after="140" w:line="300"/>
+      </w:pPr>
+      <w:r>
+        <w:t xml:space="preserve">Be honest about this in the viva. The novelty is in the design choices, the testbed and the evaluation, not in a new algorithm.</w:t>
+      </w:r>
+    </w:p>
+    <w:p>
+      <w:pPr>
+        <w:keepNext/>
+        <w:spacing w:after="70" w:before="200"/>
+      </w:pPr>
+      <w:r>
+        <w:rPr>
+          <w:b/>
+          <w:bCs/>
+          <w:color w:val="16324F"/>
+          <w:sz w:val="23"/>
+          <w:szCs w:val="23"/>
+        </w:rPr>
+        <w:t xml:space="preserve">Q52.  One 100-subscriber run showed over a thousand retransmissions with no loss. Why?</w:t>
+      </w:r>
+    </w:p>
+    <w:p>
+      <w:pPr>
+        <w:spacing w:after="140" w:line="300"/>
+      </w:pPr>
+      <w:r>
+        <w:t xml:space="preserve">In that run the broker made 1,049 retransmissions and the subscribers saw the same number of duplicates, although the proxy was not even in use. The other two runs had none.</w:t>
+      </w:r>
+    </w:p>
+    <w:p>
+      <w:pPr>
+        <w:spacing w:after="140" w:line="300"/>
+      </w:pPr>
+      <w:r>
+        <w:t xml:space="preserve">Our explanation is that the single event loop was busy with 100 subscribers, so some acknowledgements took longer than the fixed 0.2 s timer and the broker resent messages that had in fact arrived. We did not investigate further, so say it is a likely explanation and not a proven one. The fix would be a timeout based on the measured round trip time, with backoff.</w:t>
+      </w:r>
+    </w:p>
+    <w:p>
+      <w:pPr>
+        <w:keepNext/>
+        <w:spacing w:after="70" w:before="200"/>
+      </w:pPr>
+      <w:r>
+        <w:rPr>
+          <w:b/>
+          <w:bCs/>
+          <w:color w:val="16324F"/>
+          <w:sz w:val="23"/>
+          <w:szCs w:val="23"/>
+        </w:rPr>
+        <w:t xml:space="preserve">Q53.  Derive the numbers you used to check your results.</w:t>
+      </w:r>
+    </w:p>
+    <w:p>
+      <w:pPr>
+        <w:spacing w:after="140" w:line="300"/>
+      </w:pPr>
+      <w:r>
+        <w:t xml:space="preserve">Per hop, a send succeeds if the PUBLISH and its PUBACK both get through, with probability (1 - p) squared. The expected number of attempts is 1 / (1 - p) squared, so the expected retries per message are that minus 1. At 20% loss that is 0.5625, which is about 169 retries per 300 messages.</w:t>
+      </w:r>
+    </w:p>
+    <w:p>
+      <w:pPr>
+        <w:spacing w:after="140" w:line="300"/>
+      </w:pPr>
+      <w:r>
+        <w:t xml:space="preserve">For duplicates, the expected number of copies that arrive is 1 / (1 - p), so the extra copies are p / (1 - p), which is 0.25 per message at 20%, about 75 per 300. For latency, each hop adds 0.2 s times p / (1 - p) on average, so two hops add about 100 ms.</w:t>
+      </w:r>
+    </w:p>
+    <w:p>
+      <w:pPr>
+        <w:keepNext/>
+        <w:spacing w:after="70" w:before="200"/>
+      </w:pPr>
+      <w:r>
+        <w:rPr>
+          <w:b/>
+          <w:bCs/>
+          <w:color w:val="16324F"/>
+          <w:sz w:val="23"/>
+          <w:szCs w:val="23"/>
+        </w:rPr>
+        <w:t xml:space="preserve">Q54.  What does the standard deviation in your tables tell you?</w:t>
+      </w:r>
+    </w:p>
+    <w:p>
+      <w:pPr>
+        <w:spacing w:after="140" w:line="300"/>
+      </w:pPr>
+      <w:r>
+        <w:t xml:space="preserve">It shows how much the three runs differed. For example QoS 0 delivery at 20% loss was 63.8 plus or minus 1.0, a tight spread, while the QoS 1 retransmissions at 20% loss were 314 plus or minus 28. Three runs is a small sample, so we treat the trends as reliable and the exact values as approximate.</w:t>
       </w:r>
     </w:p>
     <w:p>
